--- a/ru/wisdom-stories/i-got-busy-with-cleaning.docx
+++ b/ru/wisdom-stories/i-got-busy-with-cleaning.docx
@@ -196,7 +196,7 @@
           <w:color w:val="000000"/>
           <w:sz w:val="22"/>
         </w:rPr>
-        <w:t>Слава Богу, в моем сердце не было ни обиды, ни ненависти…</w:t>
+        <w:t>Слава Аллаху, в моем сердце не было ни обиды, ни ненависти…</w:t>
       </w:r>
     </w:p>
     <w:p>
@@ -504,7 +504,7 @@
           <w:color w:val="9A7417"/>
           <w:sz w:val="22"/>
         </w:rPr>
-        <w:t xml:space="preserve">Мораль: </w:t>
+        <w:t>Мораль: Истинная чистота — в сердце: отбрасывание разочарования, страха и обиды и посадка на их место любви, прощения и надежды. Тот, кто очищает свой внутренний мир, обретает покой.</w:t>
       </w:r>
       <w:r>
         <w:rPr>
@@ -514,7 +514,6 @@
           <w:color w:val="3F3826"/>
           <w:sz w:val="22"/>
         </w:rPr>
-        <w:t>Истинная чистота — в сердце: отбрасывание разочарования, страха и обиды и посадка на их место любви, прощения и надежды. Тот, кто очищает свой внутренний мир, обретает покой.</w:t>
       </w:r>
     </w:p>
     <w:p>
